--- a/c07/FILM-Excel-07-Datare.docx
+++ b/c07/FILM-Excel-07-Datare.docx
@@ -495,7 +495,7 @@
           <w:rFonts w:ascii="Calibri" w:hAnsi="Calibri"/>
           <w:sz w:val="20"/>
         </w:rPr>
-        <w:t>Constructia 07 MEMORIA SETULUI preia setul profilat de constructia precedenta. C07 a profilat numeric setul. C07 face profilul CANTITATIV: perioada reala si ritmul lunar, volumul tipic pe luna, intervalul prima-ultima luna, trendul luna-la-luna si sezonalitatea si saptamana tipica.</w:t>
+        <w:t>Constructia 07 MEMORIA SETULUI preia setul profilat numeric de constructia precedenta. C06 a aflat cat de mare e setul. C07 citeste memoria temporala: perioada reala, golurile in timp, ritmul lunar, lunile dominante, accelerarile, sezonalitatea si saptamana tipica.</w:t>
       </w:r>
     </w:p>
     <w:p>
@@ -507,7 +507,7 @@
           <w:rFonts w:ascii="Calibri" w:hAnsi="Calibri"/>
           <w:sz w:val="20"/>
         </w:rPr>
-        <w:t>Profil numeric complet: suma, medie, mediana, amplitudine, dispersie, concentrare. Setul are dimensiune, centru si margini.</w:t>
+        <w:t>Pentru prima data, setul are un inceput, un ritm si o directie. Memoria temporala este completa.</w:t>
       </w:r>
     </w:p>
     <w:p>
@@ -619,7 +619,7 @@
           <w:color w:val="333333"/>
           <w:sz w:val="22"/>
         </w:rPr>
-        <w:t>01 · SUMA TOTALA</w:t>
+        <w:t>01 · PERIOADA REALĂ</w:t>
       </w:r>
     </w:p>
     <w:p>
@@ -631,7 +631,7 @@
           <w:rFonts w:ascii="Calibri" w:hAnsi="Calibri"/>
           <w:sz w:val="20"/>
         </w:rPr>
-        <w:t>suma pe categorie cu SUM si SUMIFS</w:t>
+        <w:t>prima si ultima data din set, cu MIN si MAX</w:t>
       </w:r>
     </w:p>
     <w:p>
@@ -644,7 +644,7 @@
           <w:color w:val="333333"/>
           <w:sz w:val="22"/>
         </w:rPr>
-        <w:t>02 · MEDIE SI MEDIANA</w:t>
+        <w:t>02 · ACOPERIREA TEMPORALĂ</w:t>
       </w:r>
     </w:p>
     <w:p>
@@ -656,7 +656,7 @@
           <w:rFonts w:ascii="Calibri" w:hAnsi="Calibri"/>
           <w:sz w:val="20"/>
         </w:rPr>
-        <w:t>volumul tipic pe luna cu AVERAGE si MEDIAN</w:t>
+        <w:t>luni lipsa, goluri in secventa cronologica</w:t>
       </w:r>
     </w:p>
     <w:p>
@@ -669,7 +669,7 @@
           <w:color w:val="333333"/>
           <w:sz w:val="22"/>
         </w:rPr>
-        <w:t>03 · AMPLITUDINE</w:t>
+        <w:t>03 · RITMUL LUNAR</w:t>
       </w:r>
     </w:p>
     <w:p>
@@ -681,7 +681,7 @@
           <w:rFonts w:ascii="Calibri" w:hAnsi="Calibri"/>
           <w:sz w:val="20"/>
         </w:rPr>
-        <w:t>minim si maxim cu MIN si MAX</w:t>
+        <w:t>volum pe luna, ritmul de baza al setului</w:t>
       </w:r>
     </w:p>
     <w:p>
@@ -694,7 +694,7 @@
           <w:color w:val="333333"/>
           <w:sz w:val="22"/>
         </w:rPr>
-        <w:t>04 · DISPERSIE</w:t>
+        <w:t>04 · LUNA DOMINANTĂ</w:t>
       </w:r>
     </w:p>
     <w:p>
@@ -706,7 +706,7 @@
           <w:rFonts w:ascii="Calibri" w:hAnsi="Calibri"/>
           <w:sz w:val="20"/>
         </w:rPr>
-        <w:t>abaterea standard a setului cu STDEV</w:t>
+        <w:t>luna-varf si luna-minim, plus trendul de la luna la luna</w:t>
       </w:r>
     </w:p>
     <w:p>
@@ -719,7 +719,7 @@
           <w:color w:val="333333"/>
           <w:sz w:val="22"/>
         </w:rPr>
-        <w:t>05 · CONCENTRARE</w:t>
+        <w:t>05 · MEMORIA SETULUI</w:t>
       </w:r>
     </w:p>
     <w:p>
@@ -731,7 +731,7 @@
           <w:rFonts w:ascii="Calibri" w:hAnsi="Calibri"/>
           <w:sz w:val="20"/>
         </w:rPr>
-        <w:t>Pareto numeric: ce procent aduce fiecare categorie</w:t>
+        <w:t>sezonalitatea si saptamana tipica: ce ritmuri se repeta</w:t>
       </w:r>
     </w:p>
     <w:p>
@@ -1005,7 +1005,7 @@
           <w:rFonts w:ascii="Calibri" w:hAnsi="Calibri"/>
           <w:sz w:val="20"/>
         </w:rPr>
-        <w:t>Promptul 1 raporteaza agregatele numerice ale setului. 5 fenomene temporale demonstrate. Suma conservata DELTA 0.</w:t>
+        <w:t>Promptul 1 construieste profilul temporal al setului. 5 fenomene temporale demonstrate. Suma conservata DELTA 0.</w:t>
       </w:r>
     </w:p>
     <w:p>
@@ -1431,7 +1431,7 @@
           <w:rFonts w:ascii="Calibri" w:hAnsi="Calibri"/>
           <w:sz w:val="20"/>
         </w:rPr>
-        <w:t>AGGREGATE / formule de verificare confirma martorul dupa transformare.</w:t>
+        <w:t>Verificarea cronologiei confirma perioada, ritmul si acoperirea temporala dupa profilare.</w:t>
       </w:r>
     </w:p>
     <w:p>

--- a/c07/FILM-Excel-07-Datare.docx
+++ b/c07/FILM-Excel-07-Datare.docx
@@ -92,7 +92,7 @@
           <w:rFonts w:ascii="Calibri" w:hAnsi="Calibri"/>
           <w:sz w:val="20"/>
         </w:rPr>
-        <w:t>Operatorul iese cu memoria temporală a setului (perioadă, ritm, trend, sezon). Nu mai presupune când s-a întâmplat.</w:t>
+        <w:t>Obținem memoria temporală a setului (perioadă, ritm, trend, sezon). Nu mai presupunem când s-a întâmplat.</w:t>
       </w:r>
     </w:p>
     <w:p>
@@ -423,7 +423,7 @@
           <w:b w:val="0"/>
           <w:sz w:val="20"/>
         </w:rPr>
-        <w:t>Astăzi e memorie. Mâine trebuie să fie reflex.</w:t>
+        <w:t>O memorie utilă e o memorie care se reconstruiește la refresh.</w:t>
       </w:r>
     </w:p>
     <w:p>
@@ -544,7 +544,7 @@
           <w:rFonts w:ascii="Calibri" w:hAnsi="Calibri"/>
           <w:sz w:val="20"/>
         </w:rPr>
-        <w:t>Audit + executie controlata. Raporteaza ce vede, aplica transformari cerute explicit de operator.</w:t>
+        <w:t>Audit + executie controlata. Raporteaza ce vede, aplica transformari cerute explicit de noi.</w:t>
       </w:r>
     </w:p>
     <w:p>
@@ -681,7 +681,7 @@
           <w:rFonts w:ascii="Calibri" w:hAnsi="Calibri"/>
           <w:sz w:val="20"/>
         </w:rPr>
-        <w:t>volum pe luna, ritmul de baza al setului</w:t>
+        <w:t>volum pe luna; luna-varf si luna-minim</w:t>
       </w:r>
     </w:p>
     <w:p>
@@ -694,7 +694,7 @@
           <w:color w:val="333333"/>
           <w:sz w:val="22"/>
         </w:rPr>
-        <w:t>04 · LUNA DOMINANTĂ</w:t>
+        <w:t>04 · TRENDUL</w:t>
       </w:r>
     </w:p>
     <w:p>
@@ -706,7 +706,7 @@
           <w:rFonts w:ascii="Calibri" w:hAnsi="Calibri"/>
           <w:sz w:val="20"/>
         </w:rPr>
-        <w:t>luna-varf si luna-minim, plus trendul de la luna la luna</w:t>
+        <w:t>directia volumului de la luna la luna: accelereaza sau incetineste</w:t>
       </w:r>
     </w:p>
     <w:p>
@@ -719,7 +719,7 @@
           <w:color w:val="333333"/>
           <w:sz w:val="22"/>
         </w:rPr>
-        <w:t>05 · MEMORIA SETULUI</w:t>
+        <w:t>05 · SEZON &amp; SĂPTĂMÂNĂ</w:t>
       </w:r>
     </w:p>
     <w:p>
@@ -792,7 +792,7 @@
           <w:rFonts w:ascii="Calibri" w:hAnsi="Calibri"/>
           <w:sz w:val="20"/>
         </w:rPr>
-        <w:t>Operatorul deschide fisierul predat de C5, recunoaste aparenta, fixeaza martorul.</w:t>
+        <w:t>Deschidem fisierul predat de C6, recunoastem aparenta, fixam martorul.</w:t>
       </w:r>
     </w:p>
     <w:p>
@@ -817,7 +817,7 @@
           <w:rFonts w:ascii="Calibri" w:hAnsi="Calibri"/>
           <w:sz w:val="20"/>
         </w:rPr>
-        <w:t>Recunoastere si control. Operatorul nu inventeaza, urmareste fenomenul.</w:t>
+        <w:t>Recunoastere si control. Nu inventam, urmarim fenomenul.</w:t>
       </w:r>
     </w:p>
     <w:p>
@@ -893,7 +893,7 @@
           <w:rFonts w:ascii="Calibri" w:hAnsi="Calibri"/>
           <w:sz w:val="20"/>
         </w:rPr>
-        <w:t>AI propune, operatorul confirma. Niciun pas neexplicit.</w:t>
+        <w:t>AI propune, noi confirmam. Niciun pas neexplicit.</w:t>
       </w:r>
     </w:p>
     <w:p>
@@ -918,7 +918,7 @@
           <w:rFonts w:ascii="Calibri" w:hAnsi="Calibri"/>
           <w:sz w:val="20"/>
         </w:rPr>
-        <w:t>Operatorul rosteste martorul: 'Etapa 1 confirmata. Predam mai departe.'</w:t>
+        <w:t>Confirmam martorul: 'Etapa 1 confirmata. Predam mai departe.'</w:t>
       </w:r>
     </w:p>
     <w:p>
@@ -1030,7 +1030,7 @@
           <w:rFonts w:ascii="Calibri" w:hAnsi="Calibri"/>
           <w:sz w:val="20"/>
         </w:rPr>
-        <w:t>Recunoastere si control. Operatorul nu inventeaza, urmareste fenomenul.</w:t>
+        <w:t>Recunoastere si control. Nu inventam, urmarim fenomenul.</w:t>
       </w:r>
     </w:p>
     <w:p>
@@ -1106,7 +1106,7 @@
           <w:rFonts w:ascii="Calibri" w:hAnsi="Calibri"/>
           <w:sz w:val="20"/>
         </w:rPr>
-        <w:t>AI propune, operatorul confirma. Niciun pas neexplicit.</w:t>
+        <w:t>AI propune, noi confirmam. Niciun pas neexplicit.</w:t>
       </w:r>
     </w:p>
     <w:p>
@@ -1131,7 +1131,7 @@
           <w:rFonts w:ascii="Calibri" w:hAnsi="Calibri"/>
           <w:sz w:val="20"/>
         </w:rPr>
-        <w:t>Operatorul rosteste martorul: 'Etapa 2 confirmata. Predam mai departe.'</w:t>
+        <w:t>Confirmam martorul: 'Etapa 2 confirmata. Predam mai departe.'</w:t>
       </w:r>
     </w:p>
     <w:p>
@@ -1243,7 +1243,7 @@
           <w:rFonts w:ascii="Calibri" w:hAnsi="Calibri"/>
           <w:sz w:val="20"/>
         </w:rPr>
-        <w:t>Recunoastere si control. Operatorul nu inventeaza, urmareste fenomenul.</w:t>
+        <w:t>Recunoastere si control. Nu inventam, urmarim fenomenul.</w:t>
       </w:r>
     </w:p>
     <w:p>
@@ -1319,7 +1319,7 @@
           <w:rFonts w:ascii="Calibri" w:hAnsi="Calibri"/>
           <w:sz w:val="20"/>
         </w:rPr>
-        <w:t>AI propune, operatorul confirma. Niciun pas neexplicit.</w:t>
+        <w:t>AI propune, noi confirmam. Niciun pas neexplicit.</w:t>
       </w:r>
     </w:p>
     <w:p>
@@ -1344,7 +1344,7 @@
           <w:rFonts w:ascii="Calibri" w:hAnsi="Calibri"/>
           <w:sz w:val="20"/>
         </w:rPr>
-        <w:t>Operatorul rosteste martorul: 'Etapa 3 confirmata. Predam mai departe.'</w:t>
+        <w:t>Confirmam martorul: 'Etapa 3 confirmata. Predam mai departe.'</w:t>
       </w:r>
     </w:p>
     <w:p>
@@ -1456,7 +1456,7 @@
           <w:rFonts w:ascii="Calibri" w:hAnsi="Calibri"/>
           <w:sz w:val="20"/>
         </w:rPr>
-        <w:t>Recunoastere si control. Operatorul nu inventeaza, urmareste fenomenul.</w:t>
+        <w:t>Recunoastere si control. Nu inventam, urmarim fenomenul.</w:t>
       </w:r>
     </w:p>
     <w:p>
@@ -1532,7 +1532,7 @@
           <w:rFonts w:ascii="Calibri" w:hAnsi="Calibri"/>
           <w:sz w:val="20"/>
         </w:rPr>
-        <w:t>AI propune, operatorul confirma. Niciun pas neexplicit.</w:t>
+        <w:t>AI propune, noi confirmam. Niciun pas neexplicit.</w:t>
       </w:r>
     </w:p>
     <w:p>
@@ -1557,7 +1557,7 @@
           <w:rFonts w:ascii="Calibri" w:hAnsi="Calibri"/>
           <w:sz w:val="20"/>
         </w:rPr>
-        <w:t>Operatorul rosteste martorul: 'Etapa 4 confirmata. Predam mai departe.'</w:t>
+        <w:t>Confirmam martorul: 'Etapa 4 confirmata. Predam mai departe.'</w:t>
       </w:r>
     </w:p>
     <w:p>
@@ -1669,7 +1669,7 @@
           <w:rFonts w:ascii="Calibri" w:hAnsi="Calibri"/>
           <w:sz w:val="20"/>
         </w:rPr>
-        <w:t>Recunoastere si control. Operatorul nu inventeaza, urmareste fenomenul.</w:t>
+        <w:t>Recunoastere si control. Nu inventam, urmarim fenomenul.</w:t>
       </w:r>
     </w:p>
     <w:p>
@@ -1745,7 +1745,7 @@
           <w:rFonts w:ascii="Calibri" w:hAnsi="Calibri"/>
           <w:sz w:val="20"/>
         </w:rPr>
-        <w:t>AI propune, operatorul confirma. Niciun pas neexplicit.</w:t>
+        <w:t>AI propune, noi confirmam. Niciun pas neexplicit.</w:t>
       </w:r>
     </w:p>
     <w:p>
@@ -1770,7 +1770,7 @@
           <w:rFonts w:ascii="Calibri" w:hAnsi="Calibri"/>
           <w:sz w:val="20"/>
         </w:rPr>
-        <w:t>Operatorul rosteste martorul: 'Etapa 5 confirmata. Predam mai departe.'</w:t>
+        <w:t>Confirmam martorul: 'Etapa 5 confirmata. Predam mai departe.'</w:t>
       </w:r>
     </w:p>
     <w:p>
@@ -1882,7 +1882,7 @@
           <w:rFonts w:ascii="Calibri" w:hAnsi="Calibri"/>
           <w:sz w:val="20"/>
         </w:rPr>
-        <w:t>Recunoastere si control. Operatorul nu inventeaza, urmareste fenomenul.</w:t>
+        <w:t>Recunoastere si control. Nu inventam, urmarim fenomenul.</w:t>
       </w:r>
     </w:p>
     <w:p>
@@ -1958,7 +1958,7 @@
           <w:rFonts w:ascii="Calibri" w:hAnsi="Calibri"/>
           <w:sz w:val="20"/>
         </w:rPr>
-        <w:t>AI propune, operatorul confirma. Niciun pas neexplicit.</w:t>
+        <w:t>AI propune, noi confirmam. Niciun pas neexplicit.</w:t>
       </w:r>
     </w:p>
     <w:p>
@@ -1983,7 +1983,7 @@
           <w:rFonts w:ascii="Calibri" w:hAnsi="Calibri"/>
           <w:sz w:val="20"/>
         </w:rPr>
-        <w:t>Operatorul rosteste martorul: 'Etapa 6 confirmata. Predam mai departe.'</w:t>
+        <w:t>Confirmam martorul: 'Etapa 6 confirmata. Predam mai departe.'</w:t>
       </w:r>
     </w:p>
     <w:p>

--- a/c07/FILM-Excel-07-Datare.docx
+++ b/c07/FILM-Excel-07-Datare.docx
@@ -152,7 +152,7 @@
           <w:b/>
           <w:sz w:val="26"/>
         </w:rPr>
-        <w:t>MOTTO (SEMNATURA OPERATOR)</w:t>
+        <w:t>MOTTO (SEMNATURA)</w:t>
       </w:r>
     </w:p>
     <w:p>
@@ -582,7 +582,7 @@
           <w:color w:val="333333"/>
           <w:sz w:val="22"/>
         </w:rPr>
-        <w:t>OPERATORUL</w:t>
+        <w:t>NOI</w:t>
       </w:r>
     </w:p>
     <w:p>
@@ -594,7 +594,7 @@
           <w:rFonts w:ascii="Calibri" w:hAnsi="Calibri"/>
           <w:sz w:val="20"/>
         </w:rPr>
-        <w:t>Cere demonstratia, accepta transformarile, verifica martorul. Nu reconstruieste, doar face controlabil.</w:t>
+        <w:t>Cerem demonstratia, acceptam transformarile, verificam martorul. Nu reconstruim, doar facem controlabil.</w:t>
       </w:r>
     </w:p>
     <w:p>
@@ -719,7 +719,7 @@
           <w:color w:val="333333"/>
           <w:sz w:val="22"/>
         </w:rPr>
-        <w:t>05 · SEZON &amp; SĂPTĂMÂNĂ</w:t>
+        <w:t>05 · MEMORIA CICLICĂ</w:t>
       </w:r>
     </w:p>
     <w:p>
@@ -743,7 +743,7 @@
           <w:rFonts w:ascii="Calibri" w:hAnsi="Calibri"/>
           <w:sz w:val="20"/>
         </w:rPr>
-        <w:t>Total: 5 fenomene temporale demonstrate. Suma conservata DELTA 0.</w:t>
+        <w:t>Total: 5 fenomene temporale demonstrate. Memoria setului este completa.</w:t>
       </w:r>
     </w:p>
     <w:p>
@@ -1005,7 +1005,7 @@
           <w:rFonts w:ascii="Calibri" w:hAnsi="Calibri"/>
           <w:sz w:val="20"/>
         </w:rPr>
-        <w:t>Promptul 1 construieste profilul temporal al setului. 5 fenomene temporale demonstrate. Suma conservata DELTA 0.</w:t>
+        <w:t>Promptul 1 construieste profilul temporal al setului. 5 fenomene temporale demonstrate. Memoria devine vizibila.</w:t>
       </w:r>
     </w:p>
     <w:p>

--- a/c07/FILM-Excel-07-Datare.docx
+++ b/c07/FILM-Excel-07-Datare.docx
@@ -582,7 +582,7 @@
           <w:color w:val="333333"/>
           <w:sz w:val="22"/>
         </w:rPr>
-        <w:t>NOI</w:t>
+        <w:t>CONTROL UMAN</w:t>
       </w:r>
     </w:p>
     <w:p>

--- a/c07/FILM-Excel-07-Datare.docx
+++ b/c07/FILM-Excel-07-Datare.docx
@@ -92,7 +92,7 @@
           <w:rFonts w:ascii="Calibri" w:hAnsi="Calibri"/>
           <w:sz w:val="20"/>
         </w:rPr>
-        <w:t>Obținem memoria temporală a setului (perioadă, ritm, trend, sezon). Nu mai presupunem când s-a întâmplat.</w:t>
+        <w:t>Obținem memoria temporală a setului (perioadă, ritm, goluri, sezon). Nu mai presupunem când s-a întâmplat.</w:t>
       </w:r>
     </w:p>
     <w:p>
@@ -116,7 +116,7 @@
           <w:rFonts w:ascii="Calibri" w:hAnsi="Calibri"/>
           <w:sz w:val="20"/>
         </w:rPr>
-        <w:t>Nu privim tabelul. Il interogam.</w:t>
+        <w:t>Nu presupunem timpul. Il citim din date.</w:t>
       </w:r>
     </w:p>
     <w:p>
@@ -495,7 +495,7 @@
           <w:rFonts w:ascii="Calibri" w:hAnsi="Calibri"/>
           <w:sz w:val="20"/>
         </w:rPr>
-        <w:t>Constructia 07 MEMORIA SETULUI preia setul profilat numeric de constructia precedenta. C06 a aflat cat de mare e setul. C07 citeste memoria temporala: perioada reala, golurile in timp, ritmul lunar, lunile dominante, accelerarile, sezonalitatea si saptamana tipica.</w:t>
+        <w:t>Constructia 07 MEMORIA SETULUI preia setul clasificat de constructia precedenta. C06 a dat sens fiecarui rand prin reguli. C07 citeste memoria temporala: perioada reala, golurile in timp, ritmul lunar, lunile dominante, sezonalitatea si saptamana tipica.</w:t>
       </w:r>
     </w:p>
     <w:p>
@@ -507,7 +507,7 @@
           <w:rFonts w:ascii="Calibri" w:hAnsi="Calibri"/>
           <w:sz w:val="20"/>
         </w:rPr>
-        <w:t>Pentru prima data, setul are un inceput, un ritm si o directie. Memoria temporala este completa.</w:t>
+        <w:t>Dintr-o lista de tranzactii, am construit o cronologie controlabila. Memoria temporala este completa.</w:t>
       </w:r>
     </w:p>
     <w:p>
@@ -694,7 +694,7 @@
           <w:color w:val="333333"/>
           <w:sz w:val="22"/>
         </w:rPr>
-        <w:t>04 · TRENDUL</w:t>
+        <w:t>04 · SAPTAMANA TIPICA</w:t>
       </w:r>
     </w:p>
     <w:p>
@@ -706,7 +706,7 @@
           <w:rFonts w:ascii="Calibri" w:hAnsi="Calibri"/>
           <w:sz w:val="20"/>
         </w:rPr>
-        <w:t>directia volumului de la luna la luna: accelereaza sau incetineste</w:t>
+        <w:t>ce zi a saptamanii domina si cum se distribuie pe zile lucratoare vs weekend</w:t>
       </w:r>
     </w:p>
     <w:p>

--- a/c07/FILM-Excel-07-Datare.docx
+++ b/c07/FILM-Excel-07-Datare.docx
@@ -8,7 +8,7 @@
           <w:b/>
           <w:sz w:val="44"/>
         </w:rPr>
-        <w:t>FILM · C07 MEMORIA SETULUI</w:t>
+        <w:t>FILM · C07 DATARE</w:t>
       </w:r>
     </w:p>
     <w:p>
@@ -32,7 +32,7 @@
           <w:rFonts w:ascii="Calibri" w:hAnsi="Calibri"/>
           <w:sz w:val="20"/>
         </w:rPr>
-        <w:t>Script video procedural cinematic. 6 etape cu ritm HOOK→DEMO→CONTROL→REVEAL.</w:t>
+        <w:t>Script video procedural cinematic. 6 etape cu structura HOOK→DEMO→CONTROL→REVEAL.</w:t>
       </w:r>
     </w:p>
     <w:p>
@@ -92,7 +92,7 @@
           <w:rFonts w:ascii="Calibri" w:hAnsi="Calibri"/>
           <w:sz w:val="20"/>
         </w:rPr>
-        <w:t>Obținem memoria temporală a setului (perioadă, ritm, goluri, sezon). Nu mai presupunem când s-a întâmplat.</w:t>
+        <w:t>Obținem memoria temporală a setului (perioadă, granularitate, goluri, sezon). Nu mai presupunem când s-a întâmplat.</w:t>
       </w:r>
     </w:p>
     <w:p>
@@ -140,7 +140,7 @@
           <w:rFonts w:ascii="Calibri" w:hAnsi="Calibri"/>
           <w:sz w:val="20"/>
         </w:rPr>
-        <w:t>Pentru prima dată, setul are un început, un ritm și o direcție.</w:t>
+        <w:t>Dintr-o listă de tranzacții, am construit o cronologie controlabilă.</w:t>
       </w:r>
     </w:p>
     <w:p>
@@ -471,7 +471,7 @@
           <w:b w:val="0"/>
           <w:sz w:val="20"/>
         </w:rPr>
-        <w:t>Era o listă de date. Acum are început, ritm și direcție.</w:t>
+        <w:t>Un set datat. Apoi orice analiză în timp.</w:t>
       </w:r>
     </w:p>
     <w:p>
@@ -495,7 +495,7 @@
           <w:rFonts w:ascii="Calibri" w:hAnsi="Calibri"/>
           <w:sz w:val="20"/>
         </w:rPr>
-        <w:t>Constructia 07 MEMORIA SETULUI preia setul clasificat de constructia precedenta. C06 a dat sens fiecarui rand prin reguli. C07 citeste memoria temporala: perioada reala, golurile in timp, ritmul lunar, lunile dominante, sezonalitatea si saptamana tipica.</w:t>
+        <w:t>Constructia 07 MEMORIA SETULUI preia setul clasificat de constructia precedenta. C06 a dat sens fiecarui rand prin reguli. C07 citeste memoria temporala: perioada reala, granularitatea (zi/luna/trimestru/an), golurile in timp, sezonul calendaristic.</w:t>
       </w:r>
     </w:p>
     <w:p>
@@ -669,7 +669,7 @@
           <w:color w:val="333333"/>
           <w:sz w:val="22"/>
         </w:rPr>
-        <w:t>03 · RITMUL LUNAR</w:t>
+        <w:t>03 · GRANULARITATE TEMPORALA</w:t>
       </w:r>
     </w:p>
     <w:p>
@@ -681,7 +681,7 @@
           <w:rFonts w:ascii="Calibri" w:hAnsi="Calibri"/>
           <w:sz w:val="20"/>
         </w:rPr>
-        <w:t>volum pe luna; luna-varf si luna-minim</w:t>
+        <w:t>zi, luna, trimestru, an, zi a saptamanii derivate</w:t>
       </w:r>
     </w:p>
     <w:p>
@@ -694,7 +694,7 @@
           <w:color w:val="333333"/>
           <w:sz w:val="22"/>
         </w:rPr>
-        <w:t>04 · SAPTAMANA TIPICA</w:t>
+        <w:t>04 · CALENDAR OPERATIONAL</w:t>
       </w:r>
     </w:p>
     <w:p>
@@ -719,7 +719,7 @@
           <w:color w:val="333333"/>
           <w:sz w:val="22"/>
         </w:rPr>
-        <w:t>05 · MEMORIA CICLICĂ</w:t>
+        <w:t>05 · FISA TEMPORALAĂ</w:t>
       </w:r>
     </w:p>
     <w:p>
@@ -731,7 +731,7 @@
           <w:rFonts w:ascii="Calibri" w:hAnsi="Calibri"/>
           <w:sz w:val="20"/>
         </w:rPr>
-        <w:t>sezonalitatea si saptamana tipica: ce ritmuri se repeta</w:t>
+        <w:t>sheet _TIMELINE cu campuri temporale derivate, auditabile</w:t>
       </w:r>
     </w:p>
     <w:p>
@@ -1431,7 +1431,7 @@
           <w:rFonts w:ascii="Calibri" w:hAnsi="Calibri"/>
           <w:sz w:val="20"/>
         </w:rPr>
-        <w:t>Verificarea cronologiei confirma perioada, ritmul si acoperirea temporala dupa profilare.</w:t>
+        <w:t>Verificarea cronologiei confirma perioada, granularitatea si acoperirea temporala dupa profilare.</w:t>
       </w:r>
     </w:p>
     <w:p>
@@ -1644,7 +1644,7 @@
           <w:rFonts w:ascii="Calibri" w:hAnsi="Calibri"/>
           <w:sz w:val="20"/>
         </w:rPr>
-        <w:t>Power Query stabilizeaza fluxul. Refresh All re-aplica transformarile.</w:t>
+        <w:t>Tabelul structurat stabilizeaza fluxul. Recalcul All re-aplica transformarile.</w:t>
       </w:r>
     </w:p>
     <w:p>

--- a/c07/FILM-Excel-07-Datare.docx
+++ b/c07/FILM-Excel-07-Datare.docx
@@ -116,7 +116,7 @@
           <w:rFonts w:ascii="Calibri" w:hAnsi="Calibri"/>
           <w:sz w:val="20"/>
         </w:rPr>
-        <w:t>Nu presupunem timpul. Il citim din date.</w:t>
+        <w:t>Nu interpretam timpul. Il structuram.</w:t>
       </w:r>
     </w:p>
     <w:p>

--- a/c07/FILM-Excel-07-Datare.docx
+++ b/c07/FILM-Excel-07-Datare.docx
@@ -164,7 +164,7 @@
           <w:rFonts w:ascii="Calibri" w:hAnsi="Calibri"/>
           <w:sz w:val="20"/>
         </w:rPr>
-        <w:t>O memorie citită. Apoi orice decizie.</w:t>
+        <w:t>Un set datat. Apoi orice analiza in timp.</w:t>
       </w:r>
     </w:p>
     <w:p>
@@ -644,7 +644,32 @@
           <w:color w:val="333333"/>
           <w:sz w:val="22"/>
         </w:rPr>
-        <w:t>02 · ACOPERIREA TEMPORALĂ</w:t>
+        <w:t>02 · GRANULARITATE TEMPORALAĂ</w:t>
+      </w:r>
+    </w:p>
+    <w:p>
+      <w:pPr>
+        <w:spacing w:after="80"/>
+      </w:pPr>
+      <w:r>
+        <w:rPr>
+          <w:rFonts w:ascii="Calibri" w:hAnsi="Calibri"/>
+          <w:sz w:val="20"/>
+        </w:rPr>
+        <w:t>zi, luna, trimestru, an, zi a saptamanii derivate</w:t>
+      </w:r>
+    </w:p>
+    <w:p>
+      <w:pPr>
+        <w:spacing w:before="160" w:after="40"/>
+      </w:pPr>
+      <w:r>
+        <w:rPr>
+          <w:b/>
+          <w:color w:val="333333"/>
+          <w:sz w:val="22"/>
+        </w:rPr>
+        <w:t>03 · GOLURI IN TIMP</w:t>
       </w:r>
     </w:p>
     <w:p>
@@ -657,31 +682,6 @@
           <w:sz w:val="20"/>
         </w:rPr>
         <w:t>luni lipsa, goluri in secventa cronologica</w:t>
-      </w:r>
-    </w:p>
-    <w:p>
-      <w:pPr>
-        <w:spacing w:before="160" w:after="40"/>
-      </w:pPr>
-      <w:r>
-        <w:rPr>
-          <w:b/>
-          <w:color w:val="333333"/>
-          <w:sz w:val="22"/>
-        </w:rPr>
-        <w:t>03 · GRANULARITATE TEMPORALA</w:t>
-      </w:r>
-    </w:p>
-    <w:p>
-      <w:pPr>
-        <w:spacing w:after="80"/>
-      </w:pPr>
-      <w:r>
-        <w:rPr>
-          <w:rFonts w:ascii="Calibri" w:hAnsi="Calibri"/>
-          <w:sz w:val="20"/>
-        </w:rPr>
-        <w:t>zi, luna, trimestru, an, zi a saptamanii derivate</w:t>
       </w:r>
     </w:p>
     <w:p>
@@ -706,7 +706,7 @@
           <w:rFonts w:ascii="Calibri" w:hAnsi="Calibri"/>
           <w:sz w:val="20"/>
         </w:rPr>
-        <w:t>ce zi a saptamanii domina si cum se distribuie pe zile lucratoare vs weekend</w:t>
+        <w:t>sezon calendaristic, perioada comerciala, zi lucratoare vs weekend, derivate din data</w:t>
       </w:r>
     </w:p>
     <w:p>

--- a/c07/FILM-Excel-07-Datare.docx
+++ b/c07/FILM-Excel-07-Datare.docx
@@ -165,6 +165,138 @@
           <w:sz w:val="20"/>
         </w:rPr>
         <w:t>Un set datat. Apoi orice analiza in timp.</w:t>
+      </w:r>
+    </w:p>
+    <w:p>
+      <w:pPr>
+        <w:spacing w:before="200" w:after="80"/>
+      </w:pPr>
+      <w:r>
+        <w:rPr>
+          <w:b/>
+          <w:sz w:val="26"/>
+        </w:rPr>
+        <w:t xml:space="preserve">ARC TRANSFORMARE · CINE DEVINE CURSANTUL</w:t>
+      </w:r>
+    </w:p>
+    <w:p>
+      <w:pPr>
+        <w:spacing w:after="80"/>
+      </w:pPr>
+      <w:r>
+        <w:rPr>
+          <w:rFonts w:ascii="Calibri" w:hAnsi="Calibri"/>
+          <w:sz w:val="20"/>
+        </w:rPr>
+        <w:t xml:space="preserve">Stratul pedagogic din HTML-Studiu (sursa de adevăr a arcului, propagat de aici). Două voci: TU (persoana a II-a) și DATE (tehnic).</w:t>
+      </w:r>
+    </w:p>
+    <w:p>
+      <w:pPr>
+        <w:spacing w:after="80"/>
+      </w:pPr>
+      <w:r>
+        <w:rPr>
+          <w:rFonts w:ascii="Calibri" w:hAnsi="Calibri"/>
+          <w:sz w:val="20"/>
+        </w:rPr>
+        <w:t xml:space="preserve">BOMBA (idee dominantă): Setul are memorie. Tu nu i-ai citit-o.</w:t>
+      </w:r>
+    </w:p>
+    <w:p>
+      <w:pPr>
+        <w:spacing w:after="80"/>
+      </w:pPr>
+      <w:r>
+        <w:rPr>
+          <w:rFonts w:ascii="Calibri" w:hAnsi="Calibri"/>
+          <w:sz w:val="20"/>
+        </w:rPr>
+        <w:t xml:space="preserve">SUNĂ CUNOSCUT (recunoaștere): Lucrezi cu un set ale cărui rânduri le înțelegi. Și totuși: nu poți spune ce perioadă acoperă fără să cauți prima și ultima dată; nu știi dacă lipsesc luni din mijloc; presupui ce perioadă acoperă în loc să o citești.</w:t>
+      </w:r>
+    </w:p>
+    <w:p>
+      <w:pPr>
+        <w:spacing w:after="80"/>
+      </w:pPr>
+      <w:r>
+        <w:rPr>
+          <w:rFonts w:ascii="Calibri" w:hAnsi="Calibri"/>
+          <w:sz w:val="20"/>
+        </w:rPr>
+        <w:t xml:space="preserve">GREȘEALA CLASICĂ: Oamenii presupun când s-a întâmplat. Profesioniștii citesc cronologia.</w:t>
+      </w:r>
+    </w:p>
+    <w:p>
+      <w:pPr>
+        <w:spacing w:after="80"/>
+      </w:pPr>
+      <w:r>
+        <w:rPr>
+          <w:rFonts w:ascii="Calibri" w:hAnsi="Calibri"/>
+          <w:sz w:val="20"/>
+        </w:rPr>
+        <w:t xml:space="preserve">AHA (vârf): Un set fără poziție în timp este un set fără memorie.</w:t>
+      </w:r>
+    </w:p>
+    <w:p>
+      <w:pPr>
+        <w:spacing w:after="80"/>
+      </w:pPr>
+      <w:r>
+        <w:rPr>
+          <w:rFonts w:ascii="Calibri" w:hAnsi="Calibri"/>
+          <w:sz w:val="20"/>
+        </w:rPr>
+        <w:t xml:space="preserve">CINE DEVII (promisiune): Nu mai vezi o listă. Vezi un calendar.</w:t>
+      </w:r>
+    </w:p>
+    <w:p>
+      <w:pPr>
+        <w:spacing w:before="200" w:after="80"/>
+      </w:pPr>
+      <w:r>
+        <w:rPr>
+          <w:b/>
+          <w:sz w:val="26"/>
+        </w:rPr>
+        <w:t xml:space="preserve">DE ACUM ÎNAINTE</w:t>
+      </w:r>
+    </w:p>
+    <w:p>
+      <w:pPr>
+        <w:spacing w:after="80"/>
+      </w:pPr>
+      <w:r>
+        <w:rPr>
+          <w:rFonts w:ascii="Calibri" w:hAnsi="Calibri"/>
+          <w:sz w:val="20"/>
+        </w:rPr>
+        <w:t xml:space="preserve">Nu mai privești datele ca rânduri izolate. Vezi evoluția lor în timp.</w:t>
+      </w:r>
+    </w:p>
+    <w:p>
+      <w:pPr>
+        <w:spacing w:after="80"/>
+      </w:pPr>
+      <w:r>
+        <w:rPr>
+          <w:rFonts w:ascii="Calibri" w:hAnsi="Calibri"/>
+          <w:sz w:val="20"/>
+        </w:rPr>
+        <w:t xml:space="preserve">Nu mai ghicești perioadele. Le citești din calendar.</w:t>
+      </w:r>
+    </w:p>
+    <w:p>
+      <w:pPr>
+        <w:spacing w:after="80"/>
+      </w:pPr>
+      <w:r>
+        <w:rPr>
+          <w:rFonts w:ascii="Calibri" w:hAnsi="Calibri"/>
+          <w:sz w:val="20"/>
+        </w:rPr>
+        <w:t xml:space="preserve">Nu mai analizezi instantanee. Analizezi cronologii.</w:t>
       </w:r>
     </w:p>
     <w:p>
@@ -423,7 +555,7 @@
           <w:b w:val="0"/>
           <w:sz w:val="20"/>
         </w:rPr>
-        <w:t>O memorie utilă e o memorie care se reconstruiește la refresh.</w:t>
+        <w:t>O memorie utilă e o memorie care se recalculează automat.</w:t>
       </w:r>
     </w:p>
     <w:p>

--- a/c07/FILM-Excel-07-Datare.docx
+++ b/c07/FILM-Excel-07-Datare.docx
@@ -272,7 +272,7 @@
           <w:rFonts w:ascii="Calibri" w:hAnsi="Calibri"/>
           <w:sz w:val="20"/>
         </w:rPr>
-        <w:t xml:space="preserve">Nu mai privești datele ca rânduri izolate. Vezi evoluția lor în timp.</w:t>
+        <w:t xml:space="preserve">Nu mai privești datele ca rânduri izolate. Vezi poziția lor în timp.</w:t>
       </w:r>
     </w:p>
     <w:p>
@@ -296,7 +296,7 @@
           <w:rFonts w:ascii="Calibri" w:hAnsi="Calibri"/>
           <w:sz w:val="20"/>
         </w:rPr>
-        <w:t xml:space="preserve">Nu mai analizezi instantanee. Analizezi cronologii.</w:t>
+        <w:t xml:space="preserve">Nu mai vezi instantanee. Vezi cronologii.</w:t>
       </w:r>
     </w:p>
     <w:p>

--- a/c07/FILM-Excel-07-Datare.docx
+++ b/c07/FILM-Excel-07-Datare.docx
@@ -949,7 +949,7 @@
           <w:rFonts w:ascii="Calibri" w:hAnsi="Calibri"/>
           <w:sz w:val="20"/>
         </w:rPr>
-        <w:t>Recunoastere si control. Nu inventam, urmarim fenomenul.</w:t>
+        <w:t>Atenție. Setul e clasificat, dar nu știm încă când trăiește fiecare rând.</w:t>
       </w:r>
     </w:p>
     <w:p>
@@ -975,7 +975,7 @@
           <w:i/>
           <w:sz w:val="20"/>
         </w:rPr>
-        <w:t>„Etapa 1: realitate. Nu construim mai mult decat e necesar."</w:t>
+        <w:t>„Etapa 1: realitate. Știm ce e fiecare rând, dar nu și când s-a întâmplat. Citim memoria setului.”</w:t>
       </w:r>
     </w:p>
     <w:p>
@@ -1000,7 +1000,7 @@
           <w:rFonts w:ascii="Calibri" w:hAnsi="Calibri"/>
           <w:sz w:val="20"/>
         </w:rPr>
-        <w:t>Pe ecran: actiunile concrete ale etapei 1. Cursorul navigheaza, AI raporteaza, datele se schimba controlat.</w:t>
+        <w:t>Pe ecran: deschidem setul predat de C6 și ne oprim pe coloana de dată.</w:t>
       </w:r>
     </w:p>
     <w:p>
@@ -1025,7 +1025,7 @@
           <w:rFonts w:ascii="Calibri" w:hAnsi="Calibri"/>
           <w:sz w:val="20"/>
         </w:rPr>
-        <w:t>AI propune, noi confirmam. Niciun pas neexplicit.</w:t>
+        <w:t>AI-ul arată ce interval pare să acopere setul. Noi cerem perioada, nu o presupunem.</w:t>
       </w:r>
     </w:p>
     <w:p>
@@ -1050,7 +1050,7 @@
           <w:rFonts w:ascii="Calibri" w:hAnsi="Calibri"/>
           <w:sz w:val="20"/>
         </w:rPr>
-        <w:t>Confirmam martorul: 'Etapa 1 confirmata. Predam mai departe.'</w:t>
+        <w:t>Fixăm martorul: prima și ultima dată vizibilă. „Set deschis. Citim calendarul.”</w:t>
       </w:r>
     </w:p>
     <w:p>
@@ -1075,7 +1075,7 @@
           <w:rFonts w:ascii="Calibri" w:hAnsi="Calibri"/>
           <w:sz w:val="20"/>
         </w:rPr>
-        <w:t>Pe ecran: efectul etapei 1 vizibil. Fenomenul recunoscut, transformat sau verificat.</w:t>
+        <w:t>Pe ecran: setul întreg, cu coloana de dată așteptând să fie citită.</w:t>
       </w:r>
     </w:p>
     <w:p>
@@ -1162,7 +1162,7 @@
           <w:rFonts w:ascii="Calibri" w:hAnsi="Calibri"/>
           <w:sz w:val="20"/>
         </w:rPr>
-        <w:t>Recunoastere si control. Nu inventam, urmarim fenomenul.</w:t>
+        <w:t>Atenție la timp. Setul își dezvăluie perioada, lunile și sezoanele.</w:t>
       </w:r>
     </w:p>
     <w:p>
@@ -1188,7 +1188,7 @@
           <w:i/>
           <w:sz w:val="20"/>
         </w:rPr>
-        <w:t>„Etapa 2: investigatie. Nu construim mai mult decat e necesar."</w:t>
+        <w:t>„Etapa 2: investigație. Citim perioada reală, granularitatea pe luni și trimestre, golurile din calendar.”</w:t>
       </w:r>
     </w:p>
     <w:p>
@@ -1213,7 +1213,7 @@
           <w:rFonts w:ascii="Calibri" w:hAnsi="Calibri"/>
           <w:sz w:val="20"/>
         </w:rPr>
-        <w:t>Pe ecran: actiunile concrete ale etapei 2. Cursorul navigheaza, AI raporteaza, datele se schimba controlat.</w:t>
+        <w:t>Pe ecran: MIN și MAX dau prima și ultima lună; numărăm lunile acoperite și cele lipsă.</w:t>
       </w:r>
     </w:p>
     <w:p>
@@ -1238,7 +1238,7 @@
           <w:rFonts w:ascii="Calibri" w:hAnsi="Calibri"/>
           <w:sz w:val="20"/>
         </w:rPr>
-        <w:t>AI propune, noi confirmam. Niciun pas neexplicit.</w:t>
+        <w:t>AI-ul nu presupune timpul. Ne enumeră lunile, trimestrele și sezoanele setului.</w:t>
       </w:r>
     </w:p>
     <w:p>
@@ -1263,7 +1263,7 @@
           <w:rFonts w:ascii="Calibri" w:hAnsi="Calibri"/>
           <w:sz w:val="20"/>
         </w:rPr>
-        <w:t>Confirmam martorul: 'Etapa 2 confirmata. Predam mai departe.'</w:t>
+        <w:t>Confirmăm că perioada raportată e cea reală. „Calendar citit. Mergem mai departe.”</w:t>
       </w:r>
     </w:p>
     <w:p>
@@ -1288,7 +1288,7 @@
           <w:rFonts w:ascii="Calibri" w:hAnsi="Calibri"/>
           <w:sz w:val="20"/>
         </w:rPr>
-        <w:t>Pe ecran: efectul etapei 2 vizibil. Fenomenul recunoscut, transformat sau verificat.</w:t>
+        <w:t>Pe ecran: memoria temporală a setului, lună cu lună, vizibilă.</w:t>
       </w:r>
     </w:p>
     <w:p>
@@ -1375,7 +1375,7 @@
           <w:rFonts w:ascii="Calibri" w:hAnsi="Calibri"/>
           <w:sz w:val="20"/>
         </w:rPr>
-        <w:t>Recunoastere si control. Nu inventam, urmarim fenomenul.</w:t>
+        <w:t>Construcție calmă. Structurăm timpul, nu îl inventăm.</w:t>
       </w:r>
     </w:p>
     <w:p>
@@ -1401,7 +1401,7 @@
           <w:i/>
           <w:sz w:val="20"/>
         </w:rPr>
-        <w:t>„Etapa 3: transformare. Nu construim mai mult decat e necesar."</w:t>
+        <w:t>„Etapa 3: transformare. Așezăm fiecare rând pe luna și trimestrul lui, într-un calendar intern.”</w:t>
       </w:r>
     </w:p>
     <w:p>
@@ -1426,7 +1426,7 @@
           <w:rFonts w:ascii="Calibri" w:hAnsi="Calibri"/>
           <w:sz w:val="20"/>
         </w:rPr>
-        <w:t>Pe ecran: actiunile concrete ale etapei 3. Cursorul navigheaza, AI raporteaza, datele se schimba controlat.</w:t>
+        <w:t>Pe ecran: extragem luna, trimestrul și sezonul din fiecare dată și le așezăm în cronologie.</w:t>
       </w:r>
     </w:p>
     <w:p>
@@ -1451,7 +1451,7 @@
           <w:rFonts w:ascii="Calibri" w:hAnsi="Calibri"/>
           <w:sz w:val="20"/>
         </w:rPr>
-        <w:t>AI propune, noi confirmam. Niciun pas neexplicit.</w:t>
+        <w:t>AI-ul propune structura calendarului. Noi confirmăm fiecare nivel: lună, trimestru, sezon.</w:t>
       </w:r>
     </w:p>
     <w:p>
@@ -1476,7 +1476,7 @@
           <w:rFonts w:ascii="Calibri" w:hAnsi="Calibri"/>
           <w:sz w:val="20"/>
         </w:rPr>
-        <w:t>Confirmam martorul: 'Etapa 3 confirmata. Predam mai departe.'</w:t>
+        <w:t>Verificăm că nicio dată nu cade în afara perioadei. „Calendar construit. Predăm la verificare.”</w:t>
       </w:r>
     </w:p>
     <w:p>
@@ -1501,7 +1501,7 @@
           <w:rFonts w:ascii="Calibri" w:hAnsi="Calibri"/>
           <w:sz w:val="20"/>
         </w:rPr>
-        <w:t>Pe ecran: efectul etapei 3 vizibil. Fenomenul recunoscut, transformat sau verificat.</w:t>
+        <w:t>Pe ecran: setul așezat pe o cronologie clară, de la prima la ultima lună.</w:t>
       </w:r>
     </w:p>
     <w:p>
@@ -1588,7 +1588,7 @@
           <w:rFonts w:ascii="Calibri" w:hAnsi="Calibri"/>
           <w:sz w:val="20"/>
         </w:rPr>
-        <w:t>Recunoastere si control. Nu inventam, urmarim fenomenul.</w:t>
+        <w:t>Rigoare. O perioadă presupusă nu este una citită.</w:t>
       </w:r>
     </w:p>
     <w:p>
@@ -1614,7 +1614,7 @@
           <w:i/>
           <w:sz w:val="20"/>
         </w:rPr>
-        <w:t>„Etapa 4: verificare. Nu construim mai mult decat e necesar."</w:t>
+        <w:t>„Etapa 4: verificare. Reconfirmăm perioada, granularitatea și lunile lipsă din calendar.”</w:t>
       </w:r>
     </w:p>
     <w:p>
@@ -1639,7 +1639,7 @@
           <w:rFonts w:ascii="Calibri" w:hAnsi="Calibri"/>
           <w:sz w:val="20"/>
         </w:rPr>
-        <w:t>Pe ecran: actiunile concrete ale etapei 4. Cursorul navigheaza, AI raporteaza, datele se schimba controlat.</w:t>
+        <w:t>Pe ecran: numărăm lunile acoperite și marcăm golurile din cronologie.</w:t>
       </w:r>
     </w:p>
     <w:p>
@@ -1664,7 +1664,7 @@
           <w:rFonts w:ascii="Calibri" w:hAnsi="Calibri"/>
           <w:sz w:val="20"/>
         </w:rPr>
-        <w:t>AI propune, noi confirmam. Niciun pas neexplicit.</w:t>
+        <w:t>AI-ul nu decide singur perioada. Sistemul confirmă fiecare lună prezentă sau lipsă.</w:t>
       </w:r>
     </w:p>
     <w:p>
@@ -1689,7 +1689,7 @@
           <w:rFonts w:ascii="Calibri" w:hAnsi="Calibri"/>
           <w:sz w:val="20"/>
         </w:rPr>
-        <w:t>Confirmam martorul: 'Etapa 4 confirmata. Predam mai departe.'</w:t>
+        <w:t>Reconciliem: lunile citite acoperă perioada reală. „Calendar confirmat.”</w:t>
       </w:r>
     </w:p>
     <w:p>
@@ -1714,7 +1714,7 @@
           <w:rFonts w:ascii="Calibri" w:hAnsi="Calibri"/>
           <w:sz w:val="20"/>
         </w:rPr>
-        <w:t>Pe ecran: efectul etapei 4 vizibil. Fenomenul recunoscut, transformat sau verificat.</w:t>
+        <w:t>Pe ecran: cronologia completă, cu golurile temporale marcate clar.</w:t>
       </w:r>
     </w:p>
     <w:p>
@@ -1801,7 +1801,7 @@
           <w:rFonts w:ascii="Calibri" w:hAnsi="Calibri"/>
           <w:sz w:val="20"/>
         </w:rPr>
-        <w:t>Recunoastere si control. Nu inventam, urmarim fenomenul.</w:t>
+        <w:t>Încredere. Un calendar bun absoarbe singur lunile noi.</w:t>
       </w:r>
     </w:p>
     <w:p>
@@ -1827,7 +1827,7 @@
           <w:i/>
           <w:sz w:val="20"/>
         </w:rPr>
-        <w:t>„Etapa 5: stabilizare. Nu construim mai mult decat e necesar."</w:t>
+        <w:t>„Etapa 5: stabilizare. Tabelul structurat așază automat rândurile noi pe luna și trimestrul lor.”</w:t>
       </w:r>
     </w:p>
     <w:p>
@@ -1852,7 +1852,7 @@
           <w:rFonts w:ascii="Calibri" w:hAnsi="Calibri"/>
           <w:sz w:val="20"/>
         </w:rPr>
-        <w:t>Pe ecran: actiunile concrete ale etapei 5. Cursorul navigheaza, AI raporteaza, datele se schimba controlat.</w:t>
+        <w:t>Pe ecran: adăugăm date noi; recalculul le pune pe loc în cronologie.</w:t>
       </w:r>
     </w:p>
     <w:p>
@@ -1877,7 +1877,7 @@
           <w:rFonts w:ascii="Calibri" w:hAnsi="Calibri"/>
           <w:sz w:val="20"/>
         </w:rPr>
-        <w:t>AI propune, noi confirmam. Niciun pas neexplicit.</w:t>
+        <w:t>AI-ul leagă calendarul de set, ca memoria să nu rămână în urmă.</w:t>
       </w:r>
     </w:p>
     <w:p>
@@ -1902,7 +1902,7 @@
           <w:rFonts w:ascii="Calibri" w:hAnsi="Calibri"/>
           <w:sz w:val="20"/>
         </w:rPr>
-        <w:t>Confirmam martorul: 'Etapa 5 confirmata. Predam mai departe.'</w:t>
+        <w:t>Verificăm că lunile noi au intrat la locul lor. „Calendar stabil. Memorie vie.”</w:t>
       </w:r>
     </w:p>
     <w:p>
@@ -1927,7 +1927,7 @@
           <w:rFonts w:ascii="Calibri" w:hAnsi="Calibri"/>
           <w:sz w:val="20"/>
         </w:rPr>
-        <w:t>Pe ecran: efectul etapei 5 vizibil. Fenomenul recunoscut, transformat sau verificat.</w:t>
+        <w:t>Pe ecran: cronologia care se întinde singură când setul primește luni noi.</w:t>
       </w:r>
     </w:p>
     <w:p>
@@ -2014,7 +2014,7 @@
           <w:rFonts w:ascii="Calibri" w:hAnsi="Calibri"/>
           <w:sz w:val="20"/>
         </w:rPr>
-        <w:t>Recunoastere si control. Nu inventam, urmarim fenomenul.</w:t>
+        <w:t>Claritate. Setul are acum o memorie temporală citită, nu presupusă.</w:t>
       </w:r>
     </w:p>
     <w:p>
@@ -2040,7 +2040,7 @@
           <w:i/>
           <w:sz w:val="20"/>
         </w:rPr>
-        <w:t>„Etapa 6: confirmare. Nu construim mai mult decat e necesar."</w:t>
+        <w:t>„Etapa 6: confirmare. Predăm setul datat mai departe, cu perioada, lunile și sezoanele.”</w:t>
       </w:r>
     </w:p>
     <w:p>
@@ -2065,7 +2065,7 @@
           <w:rFonts w:ascii="Calibri" w:hAnsi="Calibri"/>
           <w:sz w:val="20"/>
         </w:rPr>
-        <w:t>Pe ecran: actiunile concrete ale etapei 6. Cursorul navigheaza, AI raporteaza, datele se schimba controlat.</w:t>
+        <w:t>Pe ecran: setul cu calendarul lui intern complet, fiecare rând datat, gata de predare.</w:t>
       </w:r>
     </w:p>
     <w:p>
@@ -2090,7 +2090,7 @@
           <w:rFonts w:ascii="Calibri" w:hAnsi="Calibri"/>
           <w:sz w:val="20"/>
         </w:rPr>
-        <w:t>AI propune, noi confirmam. Niciun pas neexplicit.</w:t>
+        <w:t>AI-ul rezumă cronologia finală. Noi confirmăm că fiecare rând are poziția lui în timp.</w:t>
       </w:r>
     </w:p>
     <w:p>
@@ -2115,7 +2115,7 @@
           <w:rFonts w:ascii="Calibri" w:hAnsi="Calibri"/>
           <w:sz w:val="20"/>
         </w:rPr>
-        <w:t>Confirmam martorul: 'Etapa 6 confirmata. Predam mai departe.'</w:t>
+        <w:t>Închidem martorul: sumă conservată, calendar complet. „Set datat. Predăm mai departe.”</w:t>
       </w:r>
     </w:p>
     <w:p>
@@ -2140,7 +2140,7 @@
           <w:rFonts w:ascii="Calibri" w:hAnsi="Calibri"/>
           <w:sz w:val="20"/>
         </w:rPr>
-        <w:t>Pe ecran: efectul etapei 6 vizibil. Fenomenul recunoscut, transformat sau verificat.</w:t>
+        <w:t>Pe ecran: setul predat ca un calendar, nu ca o listă fără timp.</w:t>
       </w:r>
     </w:p>
     <w:p>

--- a/c07/FILM-Excel-07-Datare.docx
+++ b/c07/FILM-Excel-07-Datare.docx
@@ -8,7 +8,7 @@
           <w:b/>
           <w:sz w:val="44"/>
         </w:rPr>
-        <w:t>FILM · C07 DATARE</w:t>
+        <w:t>FILM · C07 DATAREA TRANZACȚIILOR</w:t>
       </w:r>
     </w:p>
     <w:p>
@@ -627,7 +627,7 @@
           <w:rFonts w:ascii="Calibri" w:hAnsi="Calibri"/>
           <w:sz w:val="20"/>
         </w:rPr>
-        <w:t>Constructia 07 MEMORIA SETULUI preia setul clasificat de constructia precedenta. C06 a dat sens fiecarui rand prin reguli. C07 citeste memoria temporala: perioada reala, granularitatea (zi/luna/trimestru/an), golurile in timp, sezonul calendaristic.</w:t>
+        <w:t>Constructia 07 DATAREA TRANZACȚIILOR preia setul clasificat de constructia precedenta. C06 a dat sens fiecarui rand prin reguli. C07 citeste memoria temporala: perioada reala, granularitatea (zi/luna/trimestru/an), golurile in timp, sezonul calendaristic.</w:t>
       </w:r>
     </w:p>
     <w:p>
@@ -2189,7 +2189,7 @@
           <w:rFonts w:ascii="Calibri" w:hAnsi="Calibri"/>
           <w:sz w:val="20"/>
         </w:rPr>
-        <w:t>Pack 02 Excel · Constructia 07 MEMORIA SETULUI.</w:t>
+        <w:t>Pack 02 Excel · Constructia 07 DATAREA TRANZACȚIILOR.</w:t>
       </w:r>
     </w:p>
     <w:p>
